--- a/flow/20230914_vu_template/drafts/2024-12-u/06-ПТ-Миколая.docx
+++ b/flow/20230914_vu_template/drafts/2024-12-u/06-ПТ-Миколая.docx
@@ -2382,29 +2382,19 @@
       </w:pPr>
       <w:r>
         <w:rPr>
-          <w:rFonts w:ascii="Times New Roman" w:hAnsi="Times New Roman" w:cs="Times New Roman"/>
-          <w:i/>
-          <w:color w:val="FF0000"/>
-          <w:sz w:val="24"/>
-          <w:szCs w:val="24"/>
+          <w:rFonts w:ascii="Times New Roman" w:hAnsi="Times New Roman"/>
+          <w:i/>
+          <w:color w:val="FF0000"/>
+          <w:sz w:val="24"/>
         </w:rPr>
         <w:t>Священник:</w:t>
       </w:r>
       <w:r>
         <w:rPr>
-          <w:rFonts w:ascii="Times New Roman" w:hAnsi="Times New Roman" w:cs="Times New Roman"/>
-          <w:sz w:val="24"/>
-          <w:szCs w:val="24"/>
-        </w:rPr>
-        <w:t xml:space="preserve"> Бо Тобі належить усяка слава, честь і пок</w:t>
-      </w:r>
-      <w:r>
-        <w:rPr>
-          <w:rFonts w:ascii="Times New Roman" w:hAnsi="Times New Roman" w:cs="Times New Roman"/>
-          <w:sz w:val="24"/>
-          <w:szCs w:val="24"/>
-        </w:rPr>
-        <w:t>лоніння, Отцю, і Сину, і Святому Духові, нині, і повсякчас, і на віки віків.</w:t>
+          <w:rFonts w:ascii="Times New Roman" w:hAnsi="Times New Roman"/>
+          <w:sz w:val="24"/>
+        </w:rPr>
+        <w:t xml:space="preserve"> Бо Тобі належить усяка слава, честь і поклоніння, Отцю, і Сину, і Святому Духові, нині, і повсякчас, і на віки віків.</w:t>
       </w:r>
     </w:p>
     <w:p>
@@ -6008,19 +5998,17 @@
       </w:pPr>
       <w:r>
         <w:rPr>
-          <w:rFonts w:ascii="Times New Roman" w:hAnsi="Times New Roman" w:cs="Times New Roman"/>
-          <w:i/>
-          <w:color w:val="FF0000"/>
-          <w:sz w:val="24"/>
-          <w:szCs w:val="24"/>
+          <w:rFonts w:ascii="Times New Roman" w:hAnsi="Times New Roman"/>
+          <w:i/>
+          <w:color w:val="FF0000"/>
+          <w:sz w:val="24"/>
         </w:rPr>
         <w:t>Священник:</w:t>
       </w:r>
       <w:r>
         <w:rPr>
-          <w:rFonts w:ascii="Times New Roman" w:hAnsi="Times New Roman" w:cs="Times New Roman"/>
-          <w:sz w:val="24"/>
-          <w:szCs w:val="24"/>
+          <w:rFonts w:ascii="Times New Roman" w:hAnsi="Times New Roman"/>
+          <w:sz w:val="24"/>
         </w:rPr>
         <w:t xml:space="preserve"> Бо милостивий і людинолюбний Бог єси, і Тобі славу возсилаємо, Отцю, і Сину, і Святому Духові, нині, і повсякчас, і на віки віків.</w:t>
       </w:r>
@@ -6851,30 +6839,19 @@
       </w:pPr>
       <w:r>
         <w:rPr>
-          <w:rFonts w:ascii="Times New Roman" w:hAnsi="Times New Roman" w:cs="Times New Roman"/>
-          <w:i/>
-          <w:color w:val="FF0000"/>
-          <w:sz w:val="24"/>
-          <w:szCs w:val="24"/>
-        </w:rPr>
-        <w:lastRenderedPageBreak/>
+          <w:rFonts w:ascii="Times New Roman" w:hAnsi="Times New Roman"/>
+          <w:i/>
+          <w:color w:val="FF0000"/>
+          <w:sz w:val="24"/>
+        </w:rPr>
         <w:t>Священник:</w:t>
       </w:r>
       <w:r>
         <w:rPr>
-          <w:rFonts w:ascii="Times New Roman" w:hAnsi="Times New Roman" w:cs="Times New Roman"/>
-          <w:sz w:val="24"/>
-          <w:szCs w:val="24"/>
-        </w:rPr>
-        <w:t xml:space="preserve"> Бо Ти – Бог милости, ласк і людинолюбности, і Тобі слав</w:t>
-      </w:r>
-      <w:r>
-        <w:rPr>
-          <w:rFonts w:ascii="Times New Roman" w:hAnsi="Times New Roman" w:cs="Times New Roman"/>
-          <w:sz w:val="24"/>
-          <w:szCs w:val="24"/>
-        </w:rPr>
-        <w:t>у возсилаємо, Отцю, і Сину, і Святому Духові, нині, і повсякчас, і на віки віків.</w:t>
+          <w:rFonts w:ascii="Times New Roman" w:hAnsi="Times New Roman"/>
+          <w:sz w:val="24"/>
+        </w:rPr>
+        <w:t xml:space="preserve"> Бо Ти – Бог милости, ласк і людинолюбности, і Тобі славу возсилаємо, Отцю, і Сину, і Святому Духові, нині, і повсякчас, і на віки віків.</w:t>
       </w:r>
     </w:p>
     <w:p>
@@ -9636,29 +9613,19 @@
       </w:pPr>
       <w:r>
         <w:rPr>
-          <w:rFonts w:ascii="Times New Roman" w:hAnsi="Times New Roman" w:cs="Times New Roman"/>
-          <w:i/>
-          <w:color w:val="FF0000"/>
-          <w:sz w:val="24"/>
-          <w:szCs w:val="24"/>
+          <w:rFonts w:ascii="Times New Roman" w:hAnsi="Times New Roman"/>
+          <w:i/>
+          <w:color w:val="FF0000"/>
+          <w:sz w:val="24"/>
         </w:rPr>
         <w:t>Священник:</w:t>
       </w:r>
       <w:r>
         <w:rPr>
-          <w:rFonts w:ascii="Times New Roman" w:hAnsi="Times New Roman" w:cs="Times New Roman"/>
-          <w:sz w:val="24"/>
-          <w:szCs w:val="24"/>
-        </w:rPr>
-        <w:t xml:space="preserve"> Сла́ва То</w:t>
-      </w:r>
-      <w:r>
-        <w:rPr>
-          <w:rFonts w:ascii="Times New Roman" w:hAnsi="Times New Roman" w:cs="Times New Roman"/>
-          <w:sz w:val="24"/>
-          <w:szCs w:val="24"/>
-        </w:rPr>
-        <w:t>бі́, Хри́сте Бо́же, упова́ння на́ше, сла́ва Тобі́!</w:t>
+          <w:rFonts w:ascii="Times New Roman" w:hAnsi="Times New Roman"/>
+          <w:sz w:val="24"/>
+        </w:rPr>
+        <w:t xml:space="preserve"> Сла́ва Тобі́, Хри́сте Бо́же, упова́ння на́ше, сла́ва Тобі́!</w:t>
       </w:r>
     </w:p>
     <w:p>
@@ -14137,19 +14104,17 @@
       </w:pPr>
       <w:r>
         <w:rPr>
-          <w:rFonts w:ascii="Times New Roman" w:hAnsi="Times New Roman" w:cs="Times New Roman"/>
-          <w:i/>
-          <w:color w:val="FF0000"/>
-          <w:sz w:val="24"/>
-          <w:szCs w:val="24"/>
+          <w:rFonts w:ascii="Times New Roman" w:hAnsi="Times New Roman"/>
+          <w:i/>
+          <w:color w:val="FF0000"/>
+          <w:sz w:val="24"/>
         </w:rPr>
         <w:t>Священник:</w:t>
       </w:r>
       <w:r>
         <w:rPr>
-          <w:rFonts w:ascii="Times New Roman" w:hAnsi="Times New Roman" w:cs="Times New Roman"/>
-          <w:sz w:val="24"/>
-          <w:szCs w:val="24"/>
+          <w:rFonts w:ascii="Times New Roman" w:hAnsi="Times New Roman"/>
+          <w:sz w:val="24"/>
         </w:rPr>
         <w:t xml:space="preserve"> Бо Тобі належить усяка слава, честь і поклоніння, Отцю, і Сину, і Святому Духові, нині, і повсякчас, і на віки віків.</w:t>
       </w:r>
@@ -23723,19 +23688,17 @@
       </w:pPr>
       <w:r>
         <w:rPr>
-          <w:rFonts w:ascii="Times New Roman" w:hAnsi="Times New Roman" w:cs="Times New Roman"/>
-          <w:i/>
-          <w:color w:val="FF0000"/>
-          <w:sz w:val="24"/>
-          <w:szCs w:val="24"/>
+          <w:rFonts w:ascii="Times New Roman" w:hAnsi="Times New Roman"/>
+          <w:i/>
+          <w:color w:val="FF0000"/>
+          <w:sz w:val="24"/>
         </w:rPr>
         <w:t>Священник:</w:t>
       </w:r>
       <w:r>
         <w:rPr>
-          <w:rFonts w:ascii="Times New Roman" w:hAnsi="Times New Roman" w:cs="Times New Roman"/>
-          <w:sz w:val="24"/>
-          <w:szCs w:val="24"/>
+          <w:rFonts w:ascii="Times New Roman" w:hAnsi="Times New Roman"/>
+          <w:sz w:val="24"/>
         </w:rPr>
         <w:t xml:space="preserve"> Бо милостивий і людинолюбний Бог єси, і Тобі славу возсилаємо, Отцю, і Сину, і Святому Духові, нині, і повсякчас, і на віки віків.</w:t>
       </w:r>
@@ -24325,19 +24288,17 @@
       </w:pPr>
       <w:r>
         <w:rPr>
-          <w:rFonts w:ascii="Times New Roman" w:hAnsi="Times New Roman" w:cs="Times New Roman"/>
-          <w:i/>
-          <w:color w:val="FF0000"/>
-          <w:sz w:val="24"/>
-          <w:szCs w:val="24"/>
+          <w:rFonts w:ascii="Times New Roman" w:hAnsi="Times New Roman"/>
+          <w:i/>
+          <w:color w:val="FF0000"/>
+          <w:sz w:val="24"/>
         </w:rPr>
         <w:t>Священник:</w:t>
       </w:r>
       <w:r>
         <w:rPr>
-          <w:rFonts w:ascii="Times New Roman" w:hAnsi="Times New Roman" w:cs="Times New Roman"/>
-          <w:sz w:val="24"/>
-          <w:szCs w:val="24"/>
+          <w:rFonts w:ascii="Times New Roman" w:hAnsi="Times New Roman"/>
+          <w:sz w:val="24"/>
         </w:rPr>
         <w:t xml:space="preserve"> Бо Ти – Бог милости, ласк і людинолюбности, і Тобі славу возсилаємо, Отцю, і Сину, і Святому Духові, нині, і повсякчас, і на віки віків.</w:t>
       </w:r>
@@ -24878,19 +24839,17 @@
       </w:pPr>
       <w:r>
         <w:rPr>
-          <w:rFonts w:ascii="Times New Roman" w:hAnsi="Times New Roman" w:cs="Times New Roman"/>
-          <w:i/>
-          <w:color w:val="FF0000"/>
-          <w:sz w:val="24"/>
-          <w:szCs w:val="24"/>
+          <w:rFonts w:ascii="Times New Roman" w:hAnsi="Times New Roman"/>
+          <w:i/>
+          <w:color w:val="FF0000"/>
+          <w:sz w:val="24"/>
         </w:rPr>
         <w:t>Священник:</w:t>
       </w:r>
       <w:r>
         <w:rPr>
-          <w:rFonts w:ascii="Times New Roman" w:hAnsi="Times New Roman" w:cs="Times New Roman"/>
-          <w:sz w:val="24"/>
-          <w:szCs w:val="24"/>
+          <w:rFonts w:ascii="Times New Roman" w:hAnsi="Times New Roman"/>
+          <w:sz w:val="24"/>
         </w:rPr>
         <w:t xml:space="preserve"> Сла́ва Тобі́, Хри́сте Бо́же, упова́ння на́ше, сла́ва Тобі́!</w:t>
       </w:r>

--- a/flow/20230914_vu_template/drafts/2024-12-u/06-ПТ-Миколая.docx
+++ b/flow/20230914_vu_template/drafts/2024-12-u/06-ПТ-Миколая.docx
@@ -188,210 +188,7 @@
           <w:rFonts w:ascii="Times New Roman" w:hAnsi="Times New Roman"/>
           <w:sz w:val="24"/>
         </w:rPr>
-        <w:t xml:space="preserve"> </w:t>
-      </w:r>
-      <w:r>
-        <w:rPr>
-          <w:rFonts w:ascii="Times New Roman" w:hAnsi="Times New Roman"/>
-          <w:sz w:val="24"/>
-        </w:rPr>
-        <w:t>Сла́ва</w:t>
-      </w:r>
-      <w:r>
-        <w:rPr>
-          <w:rFonts w:ascii="Times New Roman" w:hAnsi="Times New Roman"/>
-          <w:sz w:val="24"/>
-        </w:rPr>
-        <w:t xml:space="preserve"> </w:t>
-      </w:r>
-      <w:r>
-        <w:rPr>
-          <w:rFonts w:ascii="Times New Roman" w:hAnsi="Times New Roman"/>
-          <w:sz w:val="24"/>
-        </w:rPr>
-        <w:t>святі́й,</w:t>
-      </w:r>
-      <w:r>
-        <w:rPr>
-          <w:rFonts w:ascii="Times New Roman" w:hAnsi="Times New Roman"/>
-          <w:sz w:val="24"/>
-        </w:rPr>
-        <w:t xml:space="preserve"> </w:t>
-      </w:r>
-      <w:r>
-        <w:rPr>
-          <w:rFonts w:ascii="Times New Roman" w:hAnsi="Times New Roman"/>
-          <w:sz w:val="24"/>
-        </w:rPr>
-        <w:t>одноісто́тній,</w:t>
-      </w:r>
-      <w:r>
-        <w:rPr>
-          <w:rFonts w:ascii="Times New Roman" w:hAnsi="Times New Roman"/>
-          <w:sz w:val="24"/>
-        </w:rPr>
-        <w:t xml:space="preserve"> </w:t>
-      </w:r>
-      <w:r>
-        <w:rPr>
-          <w:rFonts w:ascii="Times New Roman" w:hAnsi="Times New Roman"/>
-          <w:sz w:val="24"/>
-        </w:rPr>
-        <w:t>животво́рній,</w:t>
-      </w:r>
-      <w:r>
-        <w:rPr>
-          <w:rFonts w:ascii="Times New Roman" w:hAnsi="Times New Roman"/>
-          <w:sz w:val="24"/>
-        </w:rPr>
-        <w:t xml:space="preserve"> </w:t>
-      </w:r>
-      <w:r>
-        <w:rPr>
-          <w:rFonts w:ascii="Times New Roman" w:hAnsi="Times New Roman"/>
-          <w:sz w:val="24"/>
-        </w:rPr>
-        <w:t>і</w:t>
-      </w:r>
-      <w:r>
-        <w:rPr>
-          <w:rFonts w:ascii="Times New Roman" w:hAnsi="Times New Roman"/>
-          <w:sz w:val="24"/>
-        </w:rPr>
-        <w:t xml:space="preserve"> </w:t>
-      </w:r>
-      <w:r>
-        <w:rPr>
-          <w:rFonts w:ascii="Times New Roman" w:hAnsi="Times New Roman"/>
-          <w:sz w:val="24"/>
-        </w:rPr>
-        <w:t>нерозді́льній</w:t>
-      </w:r>
-      <w:r>
-        <w:rPr>
-          <w:rFonts w:ascii="Times New Roman" w:hAnsi="Times New Roman"/>
-          <w:sz w:val="24"/>
-        </w:rPr>
-        <w:t xml:space="preserve"> </w:t>
-      </w:r>
-      <w:r>
-        <w:rPr>
-          <w:rFonts w:ascii="Times New Roman" w:hAnsi="Times New Roman"/>
-          <w:sz w:val="24"/>
-        </w:rPr>
-        <w:t>Тро́йці,</w:t>
-      </w:r>
-      <w:r>
-        <w:rPr>
-          <w:rFonts w:ascii="Times New Roman" w:hAnsi="Times New Roman"/>
-          <w:sz w:val="24"/>
-        </w:rPr>
-        <w:t xml:space="preserve"> </w:t>
-      </w:r>
-      <w:r>
-        <w:rPr>
-          <w:rFonts w:ascii="Times New Roman" w:hAnsi="Times New Roman"/>
-          <w:sz w:val="24"/>
-        </w:rPr>
-        <w:t>за́вжди,</w:t>
-      </w:r>
-      <w:r>
-        <w:rPr>
-          <w:rFonts w:ascii="Times New Roman" w:hAnsi="Times New Roman"/>
-          <w:sz w:val="24"/>
-        </w:rPr>
-        <w:t xml:space="preserve"> </w:t>
-      </w:r>
-      <w:r>
-        <w:rPr>
-          <w:rFonts w:ascii="Times New Roman" w:hAnsi="Times New Roman"/>
-          <w:sz w:val="24"/>
-        </w:rPr>
-        <w:t>ни́ні</w:t>
-      </w:r>
-      <w:r>
-        <w:rPr>
-          <w:rFonts w:ascii="Times New Roman" w:hAnsi="Times New Roman"/>
-          <w:sz w:val="24"/>
-        </w:rPr>
-        <w:t xml:space="preserve"> </w:t>
-      </w:r>
-      <w:r>
-        <w:rPr>
-          <w:rFonts w:ascii="Times New Roman" w:hAnsi="Times New Roman"/>
-          <w:sz w:val="24"/>
-        </w:rPr>
-        <w:t>і</w:t>
-      </w:r>
-      <w:r>
-        <w:rPr>
-          <w:rFonts w:ascii="Times New Roman" w:hAnsi="Times New Roman"/>
-          <w:sz w:val="24"/>
-        </w:rPr>
-        <w:t xml:space="preserve"> </w:t>
-      </w:r>
-      <w:r>
-        <w:rPr>
-          <w:rFonts w:ascii="Times New Roman" w:hAnsi="Times New Roman"/>
-          <w:sz w:val="24"/>
-        </w:rPr>
-        <w:t>повсякча́с,</w:t>
-      </w:r>
-      <w:r>
-        <w:rPr>
-          <w:rFonts w:ascii="Times New Roman" w:hAnsi="Times New Roman"/>
-          <w:sz w:val="24"/>
-        </w:rPr>
-        <w:t xml:space="preserve"> </w:t>
-      </w:r>
-      <w:r>
-        <w:rPr>
-          <w:rFonts w:ascii="Times New Roman" w:hAnsi="Times New Roman"/>
-          <w:sz w:val="24"/>
-        </w:rPr>
-        <w:t>і</w:t>
-      </w:r>
-      <w:r>
-        <w:rPr>
-          <w:rFonts w:ascii="Times New Roman" w:hAnsi="Times New Roman"/>
-          <w:sz w:val="24"/>
-        </w:rPr>
-        <w:t xml:space="preserve"> </w:t>
-      </w:r>
-      <w:r>
-        <w:rPr>
-          <w:rFonts w:ascii="Times New Roman" w:hAnsi="Times New Roman"/>
-          <w:sz w:val="24"/>
-        </w:rPr>
-        <w:t>на</w:t>
-      </w:r>
-      <w:r>
-        <w:rPr>
-          <w:rFonts w:ascii="Times New Roman" w:hAnsi="Times New Roman"/>
-          <w:sz w:val="24"/>
-        </w:rPr>
-        <w:t xml:space="preserve"> </w:t>
-      </w:r>
-      <w:r>
-        <w:rPr>
-          <w:rFonts w:ascii="Times New Roman" w:hAnsi="Times New Roman"/>
-          <w:sz w:val="24"/>
-        </w:rPr>
-        <w:t>ві́ки</w:t>
-      </w:r>
-      <w:r>
-        <w:rPr>
-          <w:rFonts w:ascii="Times New Roman" w:hAnsi="Times New Roman"/>
-          <w:sz w:val="24"/>
-        </w:rPr>
-        <w:t xml:space="preserve"> </w:t>
-      </w:r>
-      <w:r>
-        <w:rPr>
-          <w:rFonts w:ascii="Times New Roman" w:hAnsi="Times New Roman"/>
-          <w:sz w:val="24"/>
-        </w:rPr>
-        <w:t>вікі́в.</w:t>
+        <w:t xml:space="preserve"> Сла́ва святі́й, одноісто́тній, животво́рній, і нерозді́льній Тро́йці, за́вжди, ни́ні і повсякча́с, і на ві́ки вікі́в.</w:t>
       </w:r>
     </w:p>
     <w:p>
@@ -10987,7 +10784,7 @@
         <w:rPr>
           <w:rFonts w:ascii="Times New Roman" w:hAnsi="Times New Roman"/>
           <w:i/>
-          <w:color w:val="FF4400"/>
+          <w:color w:val="FF0000"/>
           <w:sz w:val="24"/>
         </w:rPr>
         <w:t>Священник:</w:t>
@@ -10995,402 +10792,9 @@
       <w:r>
         <w:rPr>
           <w:rFonts w:ascii="Times New Roman" w:hAnsi="Times New Roman"/>
-          <w:color w:val="000000"/>
-          <w:sz w:val="24"/>
-        </w:rPr>
-        <w:t xml:space="preserve"> </w:t>
-      </w:r>
-      <w:r>
-        <w:rPr>
-          <w:rFonts w:ascii="Times New Roman" w:hAnsi="Times New Roman"/>
-          <w:color w:val="000000"/>
-          <w:sz w:val="24"/>
-        </w:rPr>
-        <w:t>Бо</w:t>
-      </w:r>
-      <w:r>
-        <w:rPr>
-          <w:rFonts w:ascii="Times New Roman" w:hAnsi="Times New Roman"/>
-          <w:color w:val="000000"/>
-          <w:sz w:val="24"/>
-        </w:rPr>
-        <w:t xml:space="preserve"> </w:t>
-      </w:r>
-      <w:r>
-        <w:rPr>
-          <w:rFonts w:ascii="Times New Roman" w:hAnsi="Times New Roman"/>
-          <w:color w:val="000000"/>
-          <w:sz w:val="24"/>
-        </w:rPr>
-        <w:t>Твоя</w:t>
-      </w:r>
-      <w:r>
-        <w:rPr>
-          <w:rFonts w:ascii="Times New Roman" w:hAnsi="Times New Roman"/>
-          <w:color w:val="000000"/>
-          <w:sz w:val="24"/>
-        </w:rPr>
-        <w:t xml:space="preserve"> </w:t>
-      </w:r>
-      <w:r>
-        <w:rPr>
-          <w:rFonts w:ascii="Times New Roman" w:hAnsi="Times New Roman"/>
-          <w:color w:val="000000"/>
-          <w:sz w:val="24"/>
-        </w:rPr>
-        <w:t>є</w:t>
-      </w:r>
-      <w:r>
-        <w:rPr>
-          <w:rFonts w:ascii="Times New Roman" w:hAnsi="Times New Roman"/>
-          <w:color w:val="000000"/>
-          <w:sz w:val="24"/>
-        </w:rPr>
-        <w:t xml:space="preserve"> </w:t>
-      </w:r>
-      <w:r>
-        <w:rPr>
-          <w:rFonts w:ascii="Times New Roman" w:hAnsi="Times New Roman"/>
-          <w:color w:val="000000"/>
-          <w:sz w:val="24"/>
-        </w:rPr>
-        <w:t>влада</w:t>
-      </w:r>
-      <w:r>
-        <w:rPr>
-          <w:rFonts w:ascii="Times New Roman" w:hAnsi="Times New Roman"/>
-          <w:color w:val="000000"/>
-          <w:sz w:val="24"/>
-        </w:rPr>
-        <w:t xml:space="preserve"> </w:t>
-      </w:r>
-      <w:r>
-        <w:rPr>
-          <w:rFonts w:ascii="Times New Roman" w:hAnsi="Times New Roman"/>
-          <w:color w:val="000000"/>
-          <w:sz w:val="24"/>
-        </w:rPr>
-        <w:t>і</w:t>
-      </w:r>
-      <w:r>
-        <w:rPr>
-          <w:rFonts w:ascii="Times New Roman" w:hAnsi="Times New Roman"/>
-          <w:color w:val="000000"/>
-          <w:sz w:val="24"/>
-        </w:rPr>
-        <w:t xml:space="preserve"> </w:t>
-      </w:r>
-      <w:r>
-        <w:rPr>
-          <w:rFonts w:ascii="Times New Roman" w:hAnsi="Times New Roman"/>
-          <w:color w:val="000000"/>
-          <w:sz w:val="24"/>
-        </w:rPr>
-        <w:t>Твоє</w:t>
-      </w:r>
-      <w:r>
-        <w:rPr>
-          <w:rFonts w:ascii="Times New Roman" w:hAnsi="Times New Roman"/>
-          <w:color w:val="000000"/>
-          <w:sz w:val="24"/>
-        </w:rPr>
-        <w:t xml:space="preserve"> </w:t>
-      </w:r>
-      <w:r>
-        <w:rPr>
-          <w:rFonts w:ascii="Times New Roman" w:hAnsi="Times New Roman"/>
-          <w:color w:val="000000"/>
-          <w:sz w:val="24"/>
-        </w:rPr>
-        <w:t>є</w:t>
-      </w:r>
-      <w:r>
-        <w:rPr>
-          <w:rFonts w:ascii="Times New Roman" w:hAnsi="Times New Roman"/>
-          <w:color w:val="000000"/>
-          <w:sz w:val="24"/>
-        </w:rPr>
-        <w:t xml:space="preserve"> </w:t>
-      </w:r>
-      <w:r>
-        <w:rPr>
-          <w:rFonts w:ascii="Times New Roman" w:hAnsi="Times New Roman"/>
-          <w:color w:val="000000"/>
-          <w:sz w:val="24"/>
-        </w:rPr>
-        <w:t>царство,</w:t>
-      </w:r>
-      <w:r>
-        <w:rPr>
-          <w:rFonts w:ascii="Times New Roman" w:hAnsi="Times New Roman"/>
-          <w:color w:val="000000"/>
-          <w:sz w:val="24"/>
-        </w:rPr>
-        <w:t xml:space="preserve"> </w:t>
-      </w:r>
-      <w:r>
-        <w:rPr>
-          <w:rFonts w:ascii="Times New Roman" w:hAnsi="Times New Roman"/>
-          <w:color w:val="000000"/>
-          <w:sz w:val="24"/>
-        </w:rPr>
-        <w:t>і</w:t>
-      </w:r>
-      <w:r>
-        <w:rPr>
-          <w:rFonts w:ascii="Times New Roman" w:hAnsi="Times New Roman"/>
-          <w:color w:val="000000"/>
-          <w:sz w:val="24"/>
-        </w:rPr>
-        <w:t xml:space="preserve"> </w:t>
-      </w:r>
-      <w:r>
-        <w:rPr>
-          <w:rFonts w:ascii="Times New Roman" w:hAnsi="Times New Roman"/>
-          <w:color w:val="000000"/>
-          <w:sz w:val="24"/>
-        </w:rPr>
-        <w:t>сила,</w:t>
-      </w:r>
-      <w:r>
-        <w:rPr>
-          <w:rFonts w:ascii="Times New Roman" w:hAnsi="Times New Roman"/>
-          <w:color w:val="000000"/>
-          <w:sz w:val="24"/>
-        </w:rPr>
-        <w:t xml:space="preserve"> </w:t>
-      </w:r>
-      <w:r>
-        <w:rPr>
-          <w:rFonts w:ascii="Times New Roman" w:hAnsi="Times New Roman"/>
-          <w:color w:val="000000"/>
-          <w:sz w:val="24"/>
-        </w:rPr>
-        <w:t>і</w:t>
-      </w:r>
-      <w:r>
-        <w:rPr>
-          <w:rFonts w:ascii="Times New Roman" w:hAnsi="Times New Roman"/>
-          <w:color w:val="000000"/>
-          <w:sz w:val="24"/>
-        </w:rPr>
-        <w:t xml:space="preserve"> </w:t>
-      </w:r>
-      <w:r>
-        <w:rPr>
-          <w:rFonts w:ascii="Times New Roman" w:hAnsi="Times New Roman"/>
-          <w:color w:val="000000"/>
-          <w:sz w:val="24"/>
-        </w:rPr>
-        <w:t>слава,</w:t>
-      </w:r>
-      <w:r>
-        <w:rPr>
-          <w:rFonts w:ascii="Times New Roman" w:hAnsi="Times New Roman"/>
-          <w:color w:val="000000"/>
-          <w:sz w:val="24"/>
-        </w:rPr>
-        <w:t xml:space="preserve"> </w:t>
-      </w:r>
-      <w:r>
-        <w:rPr>
-          <w:rFonts w:ascii="Times New Roman" w:hAnsi="Times New Roman"/>
-          <w:color w:val="000000"/>
-          <w:sz w:val="24"/>
-        </w:rPr>
-        <w:t>Отця,</w:t>
-      </w:r>
-      <w:r>
-        <w:rPr>
-          <w:rFonts w:ascii="Times New Roman" w:hAnsi="Times New Roman"/>
-          <w:color w:val="000000"/>
-          <w:sz w:val="24"/>
-        </w:rPr>
-        <w:t xml:space="preserve"> </w:t>
-      </w:r>
-      <w:r>
-        <w:rPr>
-          <w:rFonts w:ascii="Times New Roman" w:hAnsi="Times New Roman"/>
-          <w:color w:val="000000"/>
-          <w:sz w:val="24"/>
-        </w:rPr>
-        <w:t>і</w:t>
-      </w:r>
-      <w:r>
-        <w:rPr>
-          <w:rFonts w:ascii="Times New Roman" w:hAnsi="Times New Roman"/>
-          <w:color w:val="000000"/>
-          <w:sz w:val="24"/>
-        </w:rPr>
-        <w:t xml:space="preserve"> </w:t>
-      </w:r>
-      <w:r>
-        <w:rPr>
-          <w:rFonts w:ascii="Times New Roman" w:hAnsi="Times New Roman"/>
-          <w:color w:val="000000"/>
-          <w:sz w:val="24"/>
-        </w:rPr>
-        <w:t>Сина,</w:t>
-      </w:r>
-      <w:r>
-        <w:rPr>
-          <w:rFonts w:ascii="Times New Roman" w:hAnsi="Times New Roman"/>
-          <w:color w:val="000000"/>
-          <w:sz w:val="24"/>
-        </w:rPr>
-        <w:t xml:space="preserve"> </w:t>
-      </w:r>
-      <w:r>
-        <w:rPr>
-          <w:rFonts w:ascii="Times New Roman" w:hAnsi="Times New Roman"/>
-          <w:color w:val="000000"/>
-          <w:sz w:val="24"/>
-        </w:rPr>
-        <w:t>і</w:t>
-      </w:r>
-      <w:r>
-        <w:rPr>
-          <w:rFonts w:ascii="Times New Roman" w:hAnsi="Times New Roman"/>
-          <w:color w:val="000000"/>
-          <w:sz w:val="24"/>
-        </w:rPr>
-        <w:t xml:space="preserve"> </w:t>
-      </w:r>
-      <w:r>
-        <w:rPr>
-          <w:rFonts w:ascii="Times New Roman" w:hAnsi="Times New Roman"/>
-          <w:color w:val="000000"/>
-          <w:sz w:val="24"/>
-        </w:rPr>
-        <w:t>Святого</w:t>
-      </w:r>
-      <w:r>
-        <w:rPr>
-          <w:rFonts w:ascii="Times New Roman" w:hAnsi="Times New Roman"/>
-          <w:color w:val="000000"/>
-          <w:sz w:val="24"/>
-        </w:rPr>
-        <w:t xml:space="preserve"> </w:t>
-      </w:r>
-      <w:r>
-        <w:rPr>
-          <w:rFonts w:ascii="Times New Roman" w:hAnsi="Times New Roman"/>
-          <w:color w:val="000000"/>
-          <w:sz w:val="24"/>
-        </w:rPr>
-        <w:t>Духа,</w:t>
-      </w:r>
-      <w:r>
-        <w:rPr>
-          <w:rFonts w:ascii="Times New Roman" w:hAnsi="Times New Roman"/>
-          <w:color w:val="000000"/>
-          <w:sz w:val="24"/>
-        </w:rPr>
-        <w:t xml:space="preserve"> </w:t>
-      </w:r>
-      <w:r>
-        <w:rPr>
-          <w:rFonts w:ascii="Times New Roman" w:hAnsi="Times New Roman"/>
-          <w:color w:val="000000"/>
-          <w:sz w:val="24"/>
-        </w:rPr>
-        <w:t>нині,</w:t>
-      </w:r>
-      <w:r>
-        <w:rPr>
-          <w:rFonts w:ascii="Times New Roman" w:hAnsi="Times New Roman"/>
-          <w:color w:val="000000"/>
-          <w:sz w:val="24"/>
-        </w:rPr>
-        <w:t xml:space="preserve"> </w:t>
-      </w:r>
-      <w:r>
-        <w:rPr>
-          <w:rFonts w:ascii="Times New Roman" w:hAnsi="Times New Roman"/>
-          <w:color w:val="000000"/>
-          <w:sz w:val="24"/>
-        </w:rPr>
-        <w:t>і</w:t>
-      </w:r>
-      <w:r>
-        <w:rPr>
-          <w:rFonts w:ascii="Times New Roman" w:hAnsi="Times New Roman"/>
-          <w:color w:val="000000"/>
-          <w:sz w:val="24"/>
-        </w:rPr>
-        <w:t xml:space="preserve"> </w:t>
-      </w:r>
-      <w:r>
-        <w:rPr>
-          <w:rFonts w:ascii="Times New Roman" w:hAnsi="Times New Roman"/>
-          <w:color w:val="000000"/>
-          <w:sz w:val="24"/>
-        </w:rPr>
-        <w:t>повсякчас,</w:t>
-      </w:r>
-      <w:r>
-        <w:rPr>
-          <w:rFonts w:ascii="Times New Roman" w:hAnsi="Times New Roman"/>
-          <w:color w:val="000000"/>
-          <w:sz w:val="24"/>
-        </w:rPr>
-        <w:t xml:space="preserve"> </w:t>
-      </w:r>
-      <w:r>
-        <w:rPr>
-          <w:rFonts w:ascii="Times New Roman" w:hAnsi="Times New Roman"/>
-          <w:color w:val="000000"/>
-          <w:sz w:val="24"/>
-        </w:rPr>
-        <w:t>і</w:t>
-      </w:r>
-      <w:r>
-        <w:rPr>
-          <w:rFonts w:ascii="Times New Roman" w:hAnsi="Times New Roman"/>
-          <w:color w:val="000000"/>
-          <w:sz w:val="24"/>
-        </w:rPr>
-        <w:t xml:space="preserve"> </w:t>
-      </w:r>
-      <w:r>
-        <w:rPr>
-          <w:rFonts w:ascii="Times New Roman" w:hAnsi="Times New Roman"/>
-          <w:color w:val="000000"/>
-          <w:sz w:val="24"/>
-        </w:rPr>
-        <w:t>на</w:t>
-      </w:r>
-      <w:r>
-        <w:rPr>
-          <w:rFonts w:ascii="Times New Roman" w:hAnsi="Times New Roman"/>
-          <w:color w:val="000000"/>
-          <w:sz w:val="24"/>
-        </w:rPr>
-        <w:t xml:space="preserve"> </w:t>
-      </w:r>
-      <w:r>
-        <w:rPr>
-          <w:rFonts w:ascii="Times New Roman" w:hAnsi="Times New Roman"/>
-          <w:color w:val="000000"/>
-          <w:sz w:val="24"/>
-        </w:rPr>
-        <w:t>віки</w:t>
-      </w:r>
-      <w:r>
-        <w:rPr>
-          <w:rFonts w:ascii="Times New Roman" w:hAnsi="Times New Roman"/>
-          <w:color w:val="000000"/>
-          <w:sz w:val="24"/>
-        </w:rPr>
-        <w:t xml:space="preserve"> </w:t>
-      </w:r>
-      <w:r>
-        <w:rPr>
-          <w:rFonts w:ascii="Times New Roman" w:hAnsi="Times New Roman"/>
-          <w:color w:val="000000"/>
-          <w:sz w:val="24"/>
-        </w:rPr>
-        <w:t>віків.</w:t>
+          <w:sz w:val="24"/>
+        </w:rPr>
+        <w:t xml:space="preserve"> Бо Твоя є влада і Твоє є царство, і сила, і слава, Отця, і Сина, і Святого Духа, нині, і повсякчас, і на віки віків.</w:t>
       </w:r>
     </w:p>
     <w:p>
@@ -24545,294 +23949,7 @@
           <w:rFonts w:ascii="Times New Roman" w:hAnsi="Times New Roman"/>
           <w:sz w:val="24"/>
         </w:rPr>
-        <w:t xml:space="preserve"> </w:t>
-      </w:r>
-      <w:r>
-        <w:rPr>
-          <w:rFonts w:ascii="Times New Roman" w:hAnsi="Times New Roman"/>
-          <w:sz w:val="24"/>
-        </w:rPr>
-        <w:t>Бо</w:t>
-      </w:r>
-      <w:r>
-        <w:rPr>
-          <w:rFonts w:ascii="Times New Roman" w:hAnsi="Times New Roman"/>
-          <w:sz w:val="24"/>
-        </w:rPr>
-        <w:t xml:space="preserve"> </w:t>
-      </w:r>
-      <w:r>
-        <w:rPr>
-          <w:rFonts w:ascii="Times New Roman" w:hAnsi="Times New Roman"/>
-          <w:sz w:val="24"/>
-        </w:rPr>
-        <w:t>Твоє</w:t>
-      </w:r>
-      <w:r>
-        <w:rPr>
-          <w:rFonts w:ascii="Times New Roman" w:hAnsi="Times New Roman"/>
-          <w:sz w:val="24"/>
-        </w:rPr>
-        <w:t xml:space="preserve"> </w:t>
-      </w:r>
-      <w:r>
-        <w:rPr>
-          <w:rFonts w:ascii="Times New Roman" w:hAnsi="Times New Roman"/>
-          <w:sz w:val="24"/>
-        </w:rPr>
-        <w:t>є</w:t>
-      </w:r>
-      <w:r>
-        <w:rPr>
-          <w:rFonts w:ascii="Times New Roman" w:hAnsi="Times New Roman"/>
-          <w:sz w:val="24"/>
-        </w:rPr>
-        <w:t xml:space="preserve"> </w:t>
-      </w:r>
-      <w:r>
-        <w:rPr>
-          <w:rFonts w:ascii="Times New Roman" w:hAnsi="Times New Roman"/>
-          <w:sz w:val="24"/>
-        </w:rPr>
-        <w:t>царство,</w:t>
-      </w:r>
-      <w:r>
-        <w:rPr>
-          <w:rFonts w:ascii="Times New Roman" w:hAnsi="Times New Roman"/>
-          <w:sz w:val="24"/>
-        </w:rPr>
-        <w:t xml:space="preserve"> </w:t>
-      </w:r>
-      <w:r>
-        <w:rPr>
-          <w:rFonts w:ascii="Times New Roman" w:hAnsi="Times New Roman"/>
-          <w:sz w:val="24"/>
-        </w:rPr>
-        <w:t>і</w:t>
-      </w:r>
-      <w:r>
-        <w:rPr>
-          <w:rFonts w:ascii="Times New Roman" w:hAnsi="Times New Roman"/>
-          <w:sz w:val="24"/>
-        </w:rPr>
-        <w:t xml:space="preserve"> </w:t>
-      </w:r>
-      <w:r>
-        <w:rPr>
-          <w:rFonts w:ascii="Times New Roman" w:hAnsi="Times New Roman"/>
-          <w:sz w:val="24"/>
-        </w:rPr>
-        <w:t>сила,</w:t>
-      </w:r>
-      <w:r>
-        <w:rPr>
-          <w:rFonts w:ascii="Times New Roman" w:hAnsi="Times New Roman"/>
-          <w:sz w:val="24"/>
-        </w:rPr>
-        <w:t xml:space="preserve"> </w:t>
-      </w:r>
-      <w:r>
-        <w:rPr>
-          <w:rFonts w:ascii="Times New Roman" w:hAnsi="Times New Roman"/>
-          <w:sz w:val="24"/>
-        </w:rPr>
-        <w:t>і</w:t>
-      </w:r>
-      <w:r>
-        <w:rPr>
-          <w:rFonts w:ascii="Times New Roman" w:hAnsi="Times New Roman"/>
-          <w:sz w:val="24"/>
-        </w:rPr>
-        <w:t xml:space="preserve"> </w:t>
-      </w:r>
-      <w:r>
-        <w:rPr>
-          <w:rFonts w:ascii="Times New Roman" w:hAnsi="Times New Roman"/>
-          <w:sz w:val="24"/>
-        </w:rPr>
-        <w:t>слава,</w:t>
-      </w:r>
-      <w:r>
-        <w:rPr>
-          <w:rFonts w:ascii="Times New Roman" w:hAnsi="Times New Roman"/>
-          <w:sz w:val="24"/>
-        </w:rPr>
-        <w:t xml:space="preserve"> </w:t>
-      </w:r>
-      <w:r>
-        <w:rPr>
-          <w:rFonts w:ascii="Times New Roman" w:hAnsi="Times New Roman"/>
-          <w:sz w:val="24"/>
-        </w:rPr>
-        <w:t>Отця,</w:t>
-      </w:r>
-      <w:r>
-        <w:rPr>
-          <w:rFonts w:ascii="Times New Roman" w:hAnsi="Times New Roman"/>
-          <w:sz w:val="24"/>
-        </w:rPr>
-        <w:t xml:space="preserve"> </w:t>
-      </w:r>
-      <w:r>
-        <w:rPr>
-          <w:rFonts w:ascii="Times New Roman" w:hAnsi="Times New Roman"/>
-          <w:sz w:val="24"/>
-        </w:rPr>
-        <w:t>і</w:t>
-      </w:r>
-      <w:r>
-        <w:rPr>
-          <w:rFonts w:ascii="Times New Roman" w:hAnsi="Times New Roman"/>
-          <w:sz w:val="24"/>
-        </w:rPr>
-        <w:t xml:space="preserve"> </w:t>
-      </w:r>
-      <w:r>
-        <w:rPr>
-          <w:rFonts w:ascii="Times New Roman" w:hAnsi="Times New Roman"/>
-          <w:sz w:val="24"/>
-        </w:rPr>
-        <w:t>Сина,</w:t>
-      </w:r>
-      <w:r>
-        <w:rPr>
-          <w:rFonts w:ascii="Times New Roman" w:hAnsi="Times New Roman"/>
-          <w:sz w:val="24"/>
-        </w:rPr>
-        <w:t xml:space="preserve"> </w:t>
-      </w:r>
-      <w:r>
-        <w:rPr>
-          <w:rFonts w:ascii="Times New Roman" w:hAnsi="Times New Roman"/>
-          <w:sz w:val="24"/>
-        </w:rPr>
-        <w:t>і</w:t>
-      </w:r>
-      <w:r>
-        <w:rPr>
-          <w:rFonts w:ascii="Times New Roman" w:hAnsi="Times New Roman"/>
-          <w:sz w:val="24"/>
-        </w:rPr>
-        <w:t xml:space="preserve"> </w:t>
-      </w:r>
-      <w:r>
-        <w:rPr>
-          <w:rFonts w:ascii="Times New Roman" w:hAnsi="Times New Roman"/>
-          <w:sz w:val="24"/>
-        </w:rPr>
-        <w:t>Святого</w:t>
-      </w:r>
-      <w:r>
-        <w:rPr>
-          <w:rFonts w:ascii="Times New Roman" w:hAnsi="Times New Roman"/>
-          <w:sz w:val="24"/>
-        </w:rPr>
-        <w:t xml:space="preserve"> </w:t>
-      </w:r>
-      <w:r>
-        <w:rPr>
-          <w:rFonts w:ascii="Times New Roman" w:hAnsi="Times New Roman"/>
-          <w:sz w:val="24"/>
-        </w:rPr>
-        <w:t>Духа,</w:t>
-      </w:r>
-      <w:r>
-        <w:rPr>
-          <w:rFonts w:ascii="Times New Roman" w:hAnsi="Times New Roman"/>
-          <w:sz w:val="24"/>
-        </w:rPr>
-        <w:t xml:space="preserve"> </w:t>
-      </w:r>
-      <w:r>
-        <w:rPr>
-          <w:rFonts w:ascii="Times New Roman" w:hAnsi="Times New Roman"/>
-          <w:sz w:val="24"/>
-        </w:rPr>
-        <w:t>нині,</w:t>
-      </w:r>
-      <w:r>
-        <w:rPr>
-          <w:rFonts w:ascii="Times New Roman" w:hAnsi="Times New Roman"/>
-          <w:sz w:val="24"/>
-        </w:rPr>
-        <w:t xml:space="preserve"> </w:t>
-      </w:r>
-      <w:r>
-        <w:rPr>
-          <w:rFonts w:ascii="Times New Roman" w:hAnsi="Times New Roman"/>
-          <w:sz w:val="24"/>
-        </w:rPr>
-        <w:t>і</w:t>
-      </w:r>
-      <w:r>
-        <w:rPr>
-          <w:rFonts w:ascii="Times New Roman" w:hAnsi="Times New Roman"/>
-          <w:sz w:val="24"/>
-        </w:rPr>
-        <w:t xml:space="preserve"> </w:t>
-      </w:r>
-      <w:r>
-        <w:rPr>
-          <w:rFonts w:ascii="Times New Roman" w:hAnsi="Times New Roman"/>
-          <w:sz w:val="24"/>
-        </w:rPr>
-        <w:t>повсякчас,</w:t>
-      </w:r>
-      <w:r>
-        <w:rPr>
-          <w:rFonts w:ascii="Times New Roman" w:hAnsi="Times New Roman"/>
-          <w:sz w:val="24"/>
-        </w:rPr>
-        <w:t xml:space="preserve"> </w:t>
-      </w:r>
-      <w:r>
-        <w:rPr>
-          <w:rFonts w:ascii="Times New Roman" w:hAnsi="Times New Roman"/>
-          <w:sz w:val="24"/>
-        </w:rPr>
-        <w:t>і</w:t>
-      </w:r>
-      <w:r>
-        <w:rPr>
-          <w:rFonts w:ascii="Times New Roman" w:hAnsi="Times New Roman"/>
-          <w:sz w:val="24"/>
-        </w:rPr>
-        <w:t xml:space="preserve"> </w:t>
-      </w:r>
-      <w:r>
-        <w:rPr>
-          <w:rFonts w:ascii="Times New Roman" w:hAnsi="Times New Roman"/>
-          <w:sz w:val="24"/>
-        </w:rPr>
-        <w:t>на</w:t>
-      </w:r>
-      <w:r>
-        <w:rPr>
-          <w:rFonts w:ascii="Times New Roman" w:hAnsi="Times New Roman"/>
-          <w:sz w:val="24"/>
-        </w:rPr>
-        <w:t xml:space="preserve"> </w:t>
-      </w:r>
-      <w:r>
-        <w:rPr>
-          <w:rFonts w:ascii="Times New Roman" w:hAnsi="Times New Roman"/>
-          <w:sz w:val="24"/>
-        </w:rPr>
-        <w:t>віки</w:t>
-      </w:r>
-      <w:r>
-        <w:rPr>
-          <w:rFonts w:ascii="Times New Roman" w:hAnsi="Times New Roman"/>
-          <w:sz w:val="24"/>
-        </w:rPr>
-        <w:t xml:space="preserve"> </w:t>
-      </w:r>
-      <w:r>
-        <w:rPr>
-          <w:rFonts w:ascii="Times New Roman" w:hAnsi="Times New Roman"/>
-          <w:sz w:val="24"/>
-        </w:rPr>
-        <w:t>віків.</w:t>
+        <w:t xml:space="preserve"> Бо Твоє є царство, і сила, і слава, Отця, і Сина, і Святого Духа, нині, і повсякчас, і на віки віків.</w:t>
       </w:r>
     </w:p>
     <w:p>
@@ -27251,56 +26368,38 @@
     <w:p>
       <w:pPr>
         <w:spacing w:after="120"/>
-        <w:jc w:val="both"/>
-        <w:rPr>
-          <w:rFonts w:ascii="Times New Roman" w:hAnsi="Times New Roman" w:cs="Times New Roman"/>
-          <w:sz w:val="24"/>
-          <w:szCs w:val="24"/>
-        </w:rPr>
-      </w:pPr>
-      <w:r>
-        <w:rPr>
-          <w:rFonts w:ascii="Times New Roman" w:hAnsi="Times New Roman" w:cs="Times New Roman"/>
-          <w:i/>
-          <w:color w:val="FF0000"/>
-          <w:sz w:val="24"/>
-          <w:szCs w:val="24"/>
-        </w:rPr>
-        <w:t>Священик:</w:t>
-      </w:r>
-      <w:r>
-        <w:rPr>
-          <w:rFonts w:ascii="Times New Roman" w:hAnsi="Times New Roman" w:cs="Times New Roman"/>
-          <w:sz w:val="24"/>
-          <w:szCs w:val="24"/>
-        </w:rPr>
-        <w:t xml:space="preserve"> Христос, істинний Бог наш, молитвами пречистої своєї Матері, святих, с</w:t>
-      </w:r>
-      <w:r>
-        <w:rPr>
-          <w:rFonts w:ascii="Times New Roman" w:hAnsi="Times New Roman" w:cs="Times New Roman"/>
-          <w:sz w:val="24"/>
-          <w:szCs w:val="24"/>
-        </w:rPr>
-        <w:t xml:space="preserve">лавних і всехвальних апостолів, святого отця нашого Миколая, Мирлікійського чудотворця, світлий празник якого днесь урочисто святкуємо, і святого </w:t>
-      </w:r>
-      <w:r>
-        <w:rPr>
-          <w:rFonts w:ascii="Times New Roman" w:hAnsi="Times New Roman" w:cs="Times New Roman"/>
-          <w:i/>
-          <w:color w:val="FF0000"/>
-          <w:sz w:val="24"/>
-          <w:szCs w:val="24"/>
-        </w:rPr>
-        <w:t>(ім'я, якого є храм)</w:t>
-      </w:r>
-      <w:r>
-        <w:rPr>
-          <w:rFonts w:ascii="Times New Roman" w:hAnsi="Times New Roman" w:cs="Times New Roman"/>
-          <w:sz w:val="24"/>
-          <w:szCs w:val="24"/>
-        </w:rPr>
-        <w:t>, і всіх святих, помилує і спасе нас, як благий і людинолюбний.</w:t>
+      </w:pPr>
+      <w:r>
+        <w:rPr>
+          <w:rFonts w:ascii="Times New Roman" w:hAnsi="Times New Roman"/>
+          <w:i/>
+          <w:color w:val="FF0000"/>
+          <w:sz w:val="24"/>
+        </w:rPr>
+        <w:t>Священник:</w:t>
+      </w:r>
+      <w:r>
+        <w:rPr>
+          <w:rFonts w:ascii="Times New Roman" w:hAnsi="Times New Roman"/>
+          <w:sz w:val="24"/>
+        </w:rPr>
+        <w:t xml:space="preserve"> Христос, істинний Бог наш - молитвами пречистої Своєї Матері, святих славних і всехвальних апостолів, і святого, </w:t>
+      </w:r>
+      <w:r>
+        <w:rPr>
+          <w:rFonts w:ascii="Times New Roman" w:hAnsi="Times New Roman"/>
+          <w:i/>
+          <w:color w:val="FF0000"/>
+          <w:sz w:val="24"/>
+        </w:rPr>
+        <w:t>якого є храм</w:t>
+      </w:r>
+      <w:r>
+        <w:rPr>
+          <w:rFonts w:ascii="Times New Roman" w:hAnsi="Times New Roman"/>
+          <w:sz w:val="24"/>
+        </w:rPr>
+        <w:t>, і святого отця нашого Миколая, архиєпископа Мир Ликійських, чудотворця, якого сьогодні пам'ять торжественно звершуємо, і всіх святих - помилує і спасе нас як благий і людинолюбний.</w:t>
       </w:r>
     </w:p>
     <w:p>
@@ -32962,7 +32061,7 @@
         <w:rPr>
           <w:rFonts w:ascii="Times New Roman" w:hAnsi="Times New Roman"/>
           <w:i/>
-          <w:color w:val="FF4400"/>
+          <w:color w:val="FF0000"/>
           <w:sz w:val="24"/>
         </w:rPr>
         <w:t>Священник:</w:t>
@@ -32970,402 +32069,9 @@
       <w:r>
         <w:rPr>
           <w:rFonts w:ascii="Times New Roman" w:hAnsi="Times New Roman"/>
-          <w:color w:val="000000"/>
-          <w:sz w:val="24"/>
-        </w:rPr>
-        <w:t xml:space="preserve"> </w:t>
-      </w:r>
-      <w:r>
-        <w:rPr>
-          <w:rFonts w:ascii="Times New Roman" w:hAnsi="Times New Roman"/>
-          <w:color w:val="000000"/>
-          <w:sz w:val="24"/>
-        </w:rPr>
-        <w:t>Бо</w:t>
-      </w:r>
-      <w:r>
-        <w:rPr>
-          <w:rFonts w:ascii="Times New Roman" w:hAnsi="Times New Roman"/>
-          <w:color w:val="000000"/>
-          <w:sz w:val="24"/>
-        </w:rPr>
-        <w:t xml:space="preserve"> </w:t>
-      </w:r>
-      <w:r>
-        <w:rPr>
-          <w:rFonts w:ascii="Times New Roman" w:hAnsi="Times New Roman"/>
-          <w:color w:val="000000"/>
-          <w:sz w:val="24"/>
-        </w:rPr>
-        <w:t>Твоя</w:t>
-      </w:r>
-      <w:r>
-        <w:rPr>
-          <w:rFonts w:ascii="Times New Roman" w:hAnsi="Times New Roman"/>
-          <w:color w:val="000000"/>
-          <w:sz w:val="24"/>
-        </w:rPr>
-        <w:t xml:space="preserve"> </w:t>
-      </w:r>
-      <w:r>
-        <w:rPr>
-          <w:rFonts w:ascii="Times New Roman" w:hAnsi="Times New Roman"/>
-          <w:color w:val="000000"/>
-          <w:sz w:val="24"/>
-        </w:rPr>
-        <w:t>є</w:t>
-      </w:r>
-      <w:r>
-        <w:rPr>
-          <w:rFonts w:ascii="Times New Roman" w:hAnsi="Times New Roman"/>
-          <w:color w:val="000000"/>
-          <w:sz w:val="24"/>
-        </w:rPr>
-        <w:t xml:space="preserve"> </w:t>
-      </w:r>
-      <w:r>
-        <w:rPr>
-          <w:rFonts w:ascii="Times New Roman" w:hAnsi="Times New Roman"/>
-          <w:color w:val="000000"/>
-          <w:sz w:val="24"/>
-        </w:rPr>
-        <w:t>влада</w:t>
-      </w:r>
-      <w:r>
-        <w:rPr>
-          <w:rFonts w:ascii="Times New Roman" w:hAnsi="Times New Roman"/>
-          <w:color w:val="000000"/>
-          <w:sz w:val="24"/>
-        </w:rPr>
-        <w:t xml:space="preserve"> </w:t>
-      </w:r>
-      <w:r>
-        <w:rPr>
-          <w:rFonts w:ascii="Times New Roman" w:hAnsi="Times New Roman"/>
-          <w:color w:val="000000"/>
-          <w:sz w:val="24"/>
-        </w:rPr>
-        <w:t>і</w:t>
-      </w:r>
-      <w:r>
-        <w:rPr>
-          <w:rFonts w:ascii="Times New Roman" w:hAnsi="Times New Roman"/>
-          <w:color w:val="000000"/>
-          <w:sz w:val="24"/>
-        </w:rPr>
-        <w:t xml:space="preserve"> </w:t>
-      </w:r>
-      <w:r>
-        <w:rPr>
-          <w:rFonts w:ascii="Times New Roman" w:hAnsi="Times New Roman"/>
-          <w:color w:val="000000"/>
-          <w:sz w:val="24"/>
-        </w:rPr>
-        <w:t>Твоє</w:t>
-      </w:r>
-      <w:r>
-        <w:rPr>
-          <w:rFonts w:ascii="Times New Roman" w:hAnsi="Times New Roman"/>
-          <w:color w:val="000000"/>
-          <w:sz w:val="24"/>
-        </w:rPr>
-        <w:t xml:space="preserve"> </w:t>
-      </w:r>
-      <w:r>
-        <w:rPr>
-          <w:rFonts w:ascii="Times New Roman" w:hAnsi="Times New Roman"/>
-          <w:color w:val="000000"/>
-          <w:sz w:val="24"/>
-        </w:rPr>
-        <w:t>є</w:t>
-      </w:r>
-      <w:r>
-        <w:rPr>
-          <w:rFonts w:ascii="Times New Roman" w:hAnsi="Times New Roman"/>
-          <w:color w:val="000000"/>
-          <w:sz w:val="24"/>
-        </w:rPr>
-        <w:t xml:space="preserve"> </w:t>
-      </w:r>
-      <w:r>
-        <w:rPr>
-          <w:rFonts w:ascii="Times New Roman" w:hAnsi="Times New Roman"/>
-          <w:color w:val="000000"/>
-          <w:sz w:val="24"/>
-        </w:rPr>
-        <w:t>царство,</w:t>
-      </w:r>
-      <w:r>
-        <w:rPr>
-          <w:rFonts w:ascii="Times New Roman" w:hAnsi="Times New Roman"/>
-          <w:color w:val="000000"/>
-          <w:sz w:val="24"/>
-        </w:rPr>
-        <w:t xml:space="preserve"> </w:t>
-      </w:r>
-      <w:r>
-        <w:rPr>
-          <w:rFonts w:ascii="Times New Roman" w:hAnsi="Times New Roman"/>
-          <w:color w:val="000000"/>
-          <w:sz w:val="24"/>
-        </w:rPr>
-        <w:t>і</w:t>
-      </w:r>
-      <w:r>
-        <w:rPr>
-          <w:rFonts w:ascii="Times New Roman" w:hAnsi="Times New Roman"/>
-          <w:color w:val="000000"/>
-          <w:sz w:val="24"/>
-        </w:rPr>
-        <w:t xml:space="preserve"> </w:t>
-      </w:r>
-      <w:r>
-        <w:rPr>
-          <w:rFonts w:ascii="Times New Roman" w:hAnsi="Times New Roman"/>
-          <w:color w:val="000000"/>
-          <w:sz w:val="24"/>
-        </w:rPr>
-        <w:t>сила,</w:t>
-      </w:r>
-      <w:r>
-        <w:rPr>
-          <w:rFonts w:ascii="Times New Roman" w:hAnsi="Times New Roman"/>
-          <w:color w:val="000000"/>
-          <w:sz w:val="24"/>
-        </w:rPr>
-        <w:t xml:space="preserve"> </w:t>
-      </w:r>
-      <w:r>
-        <w:rPr>
-          <w:rFonts w:ascii="Times New Roman" w:hAnsi="Times New Roman"/>
-          <w:color w:val="000000"/>
-          <w:sz w:val="24"/>
-        </w:rPr>
-        <w:t>і</w:t>
-      </w:r>
-      <w:r>
-        <w:rPr>
-          <w:rFonts w:ascii="Times New Roman" w:hAnsi="Times New Roman"/>
-          <w:color w:val="000000"/>
-          <w:sz w:val="24"/>
-        </w:rPr>
-        <w:t xml:space="preserve"> </w:t>
-      </w:r>
-      <w:r>
-        <w:rPr>
-          <w:rFonts w:ascii="Times New Roman" w:hAnsi="Times New Roman"/>
-          <w:color w:val="000000"/>
-          <w:sz w:val="24"/>
-        </w:rPr>
-        <w:t>слава,</w:t>
-      </w:r>
-      <w:r>
-        <w:rPr>
-          <w:rFonts w:ascii="Times New Roman" w:hAnsi="Times New Roman"/>
-          <w:color w:val="000000"/>
-          <w:sz w:val="24"/>
-        </w:rPr>
-        <w:t xml:space="preserve"> </w:t>
-      </w:r>
-      <w:r>
-        <w:rPr>
-          <w:rFonts w:ascii="Times New Roman" w:hAnsi="Times New Roman"/>
-          <w:color w:val="000000"/>
-          <w:sz w:val="24"/>
-        </w:rPr>
-        <w:t>Отця,</w:t>
-      </w:r>
-      <w:r>
-        <w:rPr>
-          <w:rFonts w:ascii="Times New Roman" w:hAnsi="Times New Roman"/>
-          <w:color w:val="000000"/>
-          <w:sz w:val="24"/>
-        </w:rPr>
-        <w:t xml:space="preserve"> </w:t>
-      </w:r>
-      <w:r>
-        <w:rPr>
-          <w:rFonts w:ascii="Times New Roman" w:hAnsi="Times New Roman"/>
-          <w:color w:val="000000"/>
-          <w:sz w:val="24"/>
-        </w:rPr>
-        <w:t>і</w:t>
-      </w:r>
-      <w:r>
-        <w:rPr>
-          <w:rFonts w:ascii="Times New Roman" w:hAnsi="Times New Roman"/>
-          <w:color w:val="000000"/>
-          <w:sz w:val="24"/>
-        </w:rPr>
-        <w:t xml:space="preserve"> </w:t>
-      </w:r>
-      <w:r>
-        <w:rPr>
-          <w:rFonts w:ascii="Times New Roman" w:hAnsi="Times New Roman"/>
-          <w:color w:val="000000"/>
-          <w:sz w:val="24"/>
-        </w:rPr>
-        <w:t>Сина,</w:t>
-      </w:r>
-      <w:r>
-        <w:rPr>
-          <w:rFonts w:ascii="Times New Roman" w:hAnsi="Times New Roman"/>
-          <w:color w:val="000000"/>
-          <w:sz w:val="24"/>
-        </w:rPr>
-        <w:t xml:space="preserve"> </w:t>
-      </w:r>
-      <w:r>
-        <w:rPr>
-          <w:rFonts w:ascii="Times New Roman" w:hAnsi="Times New Roman"/>
-          <w:color w:val="000000"/>
-          <w:sz w:val="24"/>
-        </w:rPr>
-        <w:t>і</w:t>
-      </w:r>
-      <w:r>
-        <w:rPr>
-          <w:rFonts w:ascii="Times New Roman" w:hAnsi="Times New Roman"/>
-          <w:color w:val="000000"/>
-          <w:sz w:val="24"/>
-        </w:rPr>
-        <w:t xml:space="preserve"> </w:t>
-      </w:r>
-      <w:r>
-        <w:rPr>
-          <w:rFonts w:ascii="Times New Roman" w:hAnsi="Times New Roman"/>
-          <w:color w:val="000000"/>
-          <w:sz w:val="24"/>
-        </w:rPr>
-        <w:t>Святого</w:t>
-      </w:r>
-      <w:r>
-        <w:rPr>
-          <w:rFonts w:ascii="Times New Roman" w:hAnsi="Times New Roman"/>
-          <w:color w:val="000000"/>
-          <w:sz w:val="24"/>
-        </w:rPr>
-        <w:t xml:space="preserve"> </w:t>
-      </w:r>
-      <w:r>
-        <w:rPr>
-          <w:rFonts w:ascii="Times New Roman" w:hAnsi="Times New Roman"/>
-          <w:color w:val="000000"/>
-          <w:sz w:val="24"/>
-        </w:rPr>
-        <w:t>Духа,</w:t>
-      </w:r>
-      <w:r>
-        <w:rPr>
-          <w:rFonts w:ascii="Times New Roman" w:hAnsi="Times New Roman"/>
-          <w:color w:val="000000"/>
-          <w:sz w:val="24"/>
-        </w:rPr>
-        <w:t xml:space="preserve"> </w:t>
-      </w:r>
-      <w:r>
-        <w:rPr>
-          <w:rFonts w:ascii="Times New Roman" w:hAnsi="Times New Roman"/>
-          <w:color w:val="000000"/>
-          <w:sz w:val="24"/>
-        </w:rPr>
-        <w:t>нині,</w:t>
-      </w:r>
-      <w:r>
-        <w:rPr>
-          <w:rFonts w:ascii="Times New Roman" w:hAnsi="Times New Roman"/>
-          <w:color w:val="000000"/>
-          <w:sz w:val="24"/>
-        </w:rPr>
-        <w:t xml:space="preserve"> </w:t>
-      </w:r>
-      <w:r>
-        <w:rPr>
-          <w:rFonts w:ascii="Times New Roman" w:hAnsi="Times New Roman"/>
-          <w:color w:val="000000"/>
-          <w:sz w:val="24"/>
-        </w:rPr>
-        <w:t>і</w:t>
-      </w:r>
-      <w:r>
-        <w:rPr>
-          <w:rFonts w:ascii="Times New Roman" w:hAnsi="Times New Roman"/>
-          <w:color w:val="000000"/>
-          <w:sz w:val="24"/>
-        </w:rPr>
-        <w:t xml:space="preserve"> </w:t>
-      </w:r>
-      <w:r>
-        <w:rPr>
-          <w:rFonts w:ascii="Times New Roman" w:hAnsi="Times New Roman"/>
-          <w:color w:val="000000"/>
-          <w:sz w:val="24"/>
-        </w:rPr>
-        <w:t>повсякчас,</w:t>
-      </w:r>
-      <w:r>
-        <w:rPr>
-          <w:rFonts w:ascii="Times New Roman" w:hAnsi="Times New Roman"/>
-          <w:color w:val="000000"/>
-          <w:sz w:val="24"/>
-        </w:rPr>
-        <w:t xml:space="preserve"> </w:t>
-      </w:r>
-      <w:r>
-        <w:rPr>
-          <w:rFonts w:ascii="Times New Roman" w:hAnsi="Times New Roman"/>
-          <w:color w:val="000000"/>
-          <w:sz w:val="24"/>
-        </w:rPr>
-        <w:t>і</w:t>
-      </w:r>
-      <w:r>
-        <w:rPr>
-          <w:rFonts w:ascii="Times New Roman" w:hAnsi="Times New Roman"/>
-          <w:color w:val="000000"/>
-          <w:sz w:val="24"/>
-        </w:rPr>
-        <w:t xml:space="preserve"> </w:t>
-      </w:r>
-      <w:r>
-        <w:rPr>
-          <w:rFonts w:ascii="Times New Roman" w:hAnsi="Times New Roman"/>
-          <w:color w:val="000000"/>
-          <w:sz w:val="24"/>
-        </w:rPr>
-        <w:t>на</w:t>
-      </w:r>
-      <w:r>
-        <w:rPr>
-          <w:rFonts w:ascii="Times New Roman" w:hAnsi="Times New Roman"/>
-          <w:color w:val="000000"/>
-          <w:sz w:val="24"/>
-        </w:rPr>
-        <w:t xml:space="preserve"> </w:t>
-      </w:r>
-      <w:r>
-        <w:rPr>
-          <w:rFonts w:ascii="Times New Roman" w:hAnsi="Times New Roman"/>
-          <w:color w:val="000000"/>
-          <w:sz w:val="24"/>
-        </w:rPr>
-        <w:t>віки</w:t>
-      </w:r>
-      <w:r>
-        <w:rPr>
-          <w:rFonts w:ascii="Times New Roman" w:hAnsi="Times New Roman"/>
-          <w:color w:val="000000"/>
-          <w:sz w:val="24"/>
-        </w:rPr>
-        <w:t xml:space="preserve"> </w:t>
-      </w:r>
-      <w:r>
-        <w:rPr>
-          <w:rFonts w:ascii="Times New Roman" w:hAnsi="Times New Roman"/>
-          <w:color w:val="000000"/>
-          <w:sz w:val="24"/>
-        </w:rPr>
-        <w:t>віків.</w:t>
+          <w:sz w:val="24"/>
+        </w:rPr>
+        <w:t xml:space="preserve"> Бо Твоя є влада і Твоє є царство, і сила, і слава, Отця, і Сина, і Святого Духа, нині, і повсякчас, і на віки віків.</w:t>
       </w:r>
     </w:p>
     <w:p>
@@ -39521,332 +38227,9 @@
       <w:r>
         <w:rPr>
           <w:rFonts w:ascii="Times New Roman" w:hAnsi="Times New Roman"/>
-          <w:i/>
-          <w:color w:val="FF0000"/>
-          <w:sz w:val="24"/>
-        </w:rPr>
-        <w:t xml:space="preserve"> </w:t>
-      </w:r>
-      <w:r>
-        <w:rPr>
-          <w:rFonts w:ascii="Times New Roman" w:hAnsi="Times New Roman"/>
-          <w:color w:val="000000"/>
-          <w:sz w:val="24"/>
-        </w:rPr>
-        <w:t>Бо</w:t>
-      </w:r>
-      <w:r>
-        <w:rPr>
-          <w:rFonts w:ascii="Times New Roman" w:hAnsi="Times New Roman"/>
-          <w:color w:val="000000"/>
-          <w:sz w:val="24"/>
-        </w:rPr>
-        <w:t xml:space="preserve"> </w:t>
-      </w:r>
-      <w:r>
-        <w:rPr>
-          <w:rFonts w:ascii="Times New Roman" w:hAnsi="Times New Roman"/>
-          <w:color w:val="000000"/>
-          <w:sz w:val="24"/>
-        </w:rPr>
-        <w:t>Ти</w:t>
-      </w:r>
-      <w:r>
-        <w:rPr>
-          <w:rFonts w:ascii="Times New Roman" w:hAnsi="Times New Roman"/>
-          <w:color w:val="000000"/>
-          <w:sz w:val="24"/>
-        </w:rPr>
-        <w:t xml:space="preserve"> </w:t>
-      </w:r>
-      <w:r>
-        <w:rPr>
-          <w:rFonts w:ascii="Times New Roman" w:hAnsi="Times New Roman"/>
-          <w:color w:val="000000"/>
-          <w:sz w:val="24"/>
-        </w:rPr>
-        <w:t>Бог</w:t>
-      </w:r>
-      <w:r>
-        <w:rPr>
-          <w:rFonts w:ascii="Times New Roman" w:hAnsi="Times New Roman"/>
-          <w:color w:val="000000"/>
-          <w:sz w:val="24"/>
-        </w:rPr>
-        <w:t xml:space="preserve"> </w:t>
-      </w:r>
-      <w:r>
-        <w:rPr>
-          <w:rFonts w:ascii="Times New Roman" w:hAnsi="Times New Roman"/>
-          <w:color w:val="000000"/>
-          <w:sz w:val="24"/>
-        </w:rPr>
-        <w:t>наш</w:t>
-      </w:r>
-      <w:r>
-        <w:rPr>
-          <w:rFonts w:ascii="Times New Roman" w:hAnsi="Times New Roman"/>
-          <w:color w:val="000000"/>
-          <w:sz w:val="24"/>
-        </w:rPr>
-        <w:t xml:space="preserve"> </w:t>
-      </w:r>
-      <w:r>
-        <w:rPr>
-          <w:rFonts w:ascii="Times New Roman" w:hAnsi="Times New Roman"/>
-          <w:color w:val="000000"/>
-          <w:sz w:val="24"/>
-        </w:rPr>
-        <w:t>і</w:t>
-      </w:r>
-      <w:r>
-        <w:rPr>
-          <w:rFonts w:ascii="Times New Roman" w:hAnsi="Times New Roman"/>
-          <w:color w:val="000000"/>
-          <w:sz w:val="24"/>
-        </w:rPr>
-        <w:t xml:space="preserve"> </w:t>
-      </w:r>
-      <w:r>
-        <w:rPr>
-          <w:rFonts w:ascii="Times New Roman" w:hAnsi="Times New Roman"/>
-          <w:color w:val="000000"/>
-          <w:sz w:val="24"/>
-        </w:rPr>
-        <w:t>Тобі</w:t>
-      </w:r>
-      <w:r>
-        <w:rPr>
-          <w:rFonts w:ascii="Times New Roman" w:hAnsi="Times New Roman"/>
-          <w:color w:val="000000"/>
-          <w:sz w:val="24"/>
-        </w:rPr>
-        <w:t xml:space="preserve"> </w:t>
-      </w:r>
-      <w:r>
-        <w:rPr>
-          <w:rFonts w:ascii="Times New Roman" w:hAnsi="Times New Roman"/>
-          <w:color w:val="000000"/>
-          <w:sz w:val="24"/>
-        </w:rPr>
-        <w:t>славу</w:t>
-      </w:r>
-      <w:r>
-        <w:rPr>
-          <w:rFonts w:ascii="Times New Roman" w:hAnsi="Times New Roman"/>
-          <w:color w:val="000000"/>
-          <w:sz w:val="24"/>
-        </w:rPr>
-        <w:t xml:space="preserve"> </w:t>
-      </w:r>
-      <w:r>
-        <w:rPr>
-          <w:rFonts w:ascii="Times New Roman" w:hAnsi="Times New Roman"/>
-          <w:color w:val="000000"/>
-          <w:sz w:val="24"/>
-        </w:rPr>
-        <w:t>возсилаємо:</w:t>
-      </w:r>
-      <w:r>
-        <w:rPr>
-          <w:rFonts w:ascii="Times New Roman" w:hAnsi="Times New Roman"/>
-          <w:color w:val="000000"/>
-          <w:sz w:val="24"/>
-        </w:rPr>
-        <w:t xml:space="preserve"> </w:t>
-      </w:r>
-      <w:r>
-        <w:rPr>
-          <w:rFonts w:ascii="Times New Roman" w:hAnsi="Times New Roman"/>
-          <w:color w:val="000000"/>
-          <w:sz w:val="24"/>
-        </w:rPr>
-        <w:t>Отцю,</w:t>
-      </w:r>
-      <w:r>
-        <w:rPr>
-          <w:rFonts w:ascii="Times New Roman" w:hAnsi="Times New Roman"/>
-          <w:color w:val="000000"/>
-          <w:sz w:val="24"/>
-        </w:rPr>
-        <w:t xml:space="preserve"> </w:t>
-      </w:r>
-      <w:r>
-        <w:rPr>
-          <w:rFonts w:ascii="Times New Roman" w:hAnsi="Times New Roman"/>
-          <w:color w:val="000000"/>
-          <w:sz w:val="24"/>
-        </w:rPr>
-        <w:t>і</w:t>
-      </w:r>
-      <w:r>
-        <w:rPr>
-          <w:rFonts w:ascii="Times New Roman" w:hAnsi="Times New Roman"/>
-          <w:color w:val="000000"/>
-          <w:sz w:val="24"/>
-        </w:rPr>
-        <w:t xml:space="preserve"> </w:t>
-      </w:r>
-      <w:r>
-        <w:rPr>
-          <w:rFonts w:ascii="Times New Roman" w:hAnsi="Times New Roman"/>
-          <w:color w:val="000000"/>
-          <w:sz w:val="24"/>
-        </w:rPr>
-        <w:t>Сину,</w:t>
-      </w:r>
-      <w:r>
-        <w:rPr>
-          <w:rFonts w:ascii="Times New Roman" w:hAnsi="Times New Roman"/>
-          <w:color w:val="000000"/>
-          <w:sz w:val="24"/>
-        </w:rPr>
-        <w:t xml:space="preserve"> </w:t>
-      </w:r>
-      <w:r>
-        <w:rPr>
-          <w:rFonts w:ascii="Times New Roman" w:hAnsi="Times New Roman"/>
-          <w:color w:val="000000"/>
-          <w:sz w:val="24"/>
-        </w:rPr>
-        <w:t>і</w:t>
-      </w:r>
-      <w:r>
-        <w:rPr>
-          <w:rFonts w:ascii="Times New Roman" w:hAnsi="Times New Roman"/>
-          <w:color w:val="000000"/>
-          <w:sz w:val="24"/>
-        </w:rPr>
-        <w:t xml:space="preserve"> </w:t>
-      </w:r>
-      <w:r>
-        <w:rPr>
-          <w:rFonts w:ascii="Times New Roman" w:hAnsi="Times New Roman"/>
-          <w:color w:val="000000"/>
-          <w:sz w:val="24"/>
-        </w:rPr>
-        <w:t>Святому</w:t>
-      </w:r>
-      <w:r>
-        <w:rPr>
-          <w:rFonts w:ascii="Times New Roman" w:hAnsi="Times New Roman"/>
-          <w:color w:val="000000"/>
-          <w:sz w:val="24"/>
-        </w:rPr>
-        <w:t xml:space="preserve"> </w:t>
-      </w:r>
-      <w:r>
-        <w:rPr>
-          <w:rFonts w:ascii="Times New Roman" w:hAnsi="Times New Roman"/>
-          <w:color w:val="000000"/>
-          <w:sz w:val="24"/>
-        </w:rPr>
-        <w:t>Духові</w:t>
-      </w:r>
-      <w:r>
-        <w:rPr>
-          <w:rFonts w:ascii="Times New Roman" w:hAnsi="Times New Roman"/>
-          <w:sz w:val="24"/>
-        </w:rPr>
-        <w:t>,</w:t>
-      </w:r>
-      <w:r>
-        <w:rPr>
-          <w:rFonts w:ascii="Times New Roman" w:hAnsi="Times New Roman"/>
-          <w:sz w:val="24"/>
-        </w:rPr>
-        <w:t xml:space="preserve"> </w:t>
-      </w:r>
-      <w:r>
-        <w:rPr>
-          <w:rFonts w:ascii="Times New Roman" w:hAnsi="Times New Roman"/>
-          <w:sz w:val="24"/>
-        </w:rPr>
-        <w:t>нині,</w:t>
-      </w:r>
-      <w:r>
-        <w:rPr>
-          <w:rFonts w:ascii="Times New Roman" w:hAnsi="Times New Roman"/>
-          <w:sz w:val="24"/>
-        </w:rPr>
-        <w:t xml:space="preserve"> </w:t>
-      </w:r>
-      <w:r>
-        <w:rPr>
-          <w:rFonts w:ascii="Times New Roman" w:hAnsi="Times New Roman"/>
-          <w:sz w:val="24"/>
-        </w:rPr>
-        <w:t>і</w:t>
-      </w:r>
-      <w:r>
-        <w:rPr>
-          <w:rFonts w:ascii="Times New Roman" w:hAnsi="Times New Roman"/>
-          <w:sz w:val="24"/>
-        </w:rPr>
-        <w:t xml:space="preserve"> </w:t>
-      </w:r>
-      <w:r>
-        <w:rPr>
-          <w:rFonts w:ascii="Times New Roman" w:hAnsi="Times New Roman"/>
-          <w:sz w:val="24"/>
-        </w:rPr>
-        <w:t>повсякчас,</w:t>
-      </w:r>
-      <w:r>
-        <w:rPr>
-          <w:rFonts w:ascii="Times New Roman" w:hAnsi="Times New Roman"/>
-          <w:sz w:val="24"/>
-        </w:rPr>
-        <w:t xml:space="preserve"> </w:t>
-      </w:r>
-      <w:r>
-        <w:rPr>
-          <w:rFonts w:ascii="Times New Roman" w:hAnsi="Times New Roman"/>
-          <w:sz w:val="24"/>
-        </w:rPr>
-        <w:t>і</w:t>
-      </w:r>
-      <w:r>
-        <w:rPr>
-          <w:rFonts w:ascii="Times New Roman" w:hAnsi="Times New Roman"/>
-          <w:sz w:val="24"/>
-        </w:rPr>
-        <w:t xml:space="preserve"> </w:t>
-      </w:r>
-      <w:r>
-        <w:rPr>
-          <w:rFonts w:ascii="Times New Roman" w:hAnsi="Times New Roman"/>
-          <w:sz w:val="24"/>
-        </w:rPr>
-        <w:t>на</w:t>
-      </w:r>
-      <w:r>
-        <w:rPr>
-          <w:rFonts w:ascii="Times New Roman" w:hAnsi="Times New Roman"/>
-          <w:sz w:val="24"/>
-        </w:rPr>
-        <w:t xml:space="preserve"> </w:t>
-      </w:r>
-      <w:r>
-        <w:rPr>
-          <w:rFonts w:ascii="Times New Roman" w:hAnsi="Times New Roman"/>
-          <w:sz w:val="24"/>
-        </w:rPr>
-        <w:t>віки</w:t>
-      </w:r>
-      <w:r>
-        <w:rPr>
-          <w:rFonts w:ascii="Times New Roman" w:hAnsi="Times New Roman"/>
-          <w:sz w:val="24"/>
-        </w:rPr>
-        <w:t xml:space="preserve"> </w:t>
-      </w:r>
-      <w:r>
-        <w:rPr>
-          <w:rFonts w:ascii="Times New Roman" w:hAnsi="Times New Roman"/>
-          <w:sz w:val="24"/>
-        </w:rPr>
-        <w:t>віків.</w:t>
+          <w:sz w:val="24"/>
+        </w:rPr>
+        <w:t xml:space="preserve"> Бо Ти Бог наш і Тобі славу возсилаємо: Отцю, і Сину, і Святому Духові, нині, і повсякчас, і на віки віків.</w:t>
       </w:r>
     </w:p>
     <w:p>
@@ -41453,412 +39836,9 @@
       <w:r>
         <w:rPr>
           <w:rFonts w:ascii="Times New Roman" w:hAnsi="Times New Roman"/>
-          <w:i/>
-          <w:color w:val="FF0000"/>
-          <w:sz w:val="24"/>
-        </w:rPr>
-        <w:t xml:space="preserve"> </w:t>
-      </w:r>
-      <w:r>
-        <w:rPr>
-          <w:rFonts w:ascii="Times New Roman" w:hAnsi="Times New Roman"/>
-          <w:color w:val="000000"/>
-          <w:sz w:val="24"/>
-        </w:rPr>
-        <w:t>Бо</w:t>
-      </w:r>
-      <w:r>
-        <w:rPr>
-          <w:rFonts w:ascii="Times New Roman" w:hAnsi="Times New Roman"/>
-          <w:color w:val="000000"/>
-          <w:sz w:val="24"/>
-        </w:rPr>
-        <w:t xml:space="preserve"> </w:t>
-      </w:r>
-      <w:r>
-        <w:rPr>
-          <w:rFonts w:ascii="Times New Roman" w:hAnsi="Times New Roman"/>
-          <w:color w:val="000000"/>
-          <w:sz w:val="24"/>
-        </w:rPr>
-        <w:t>Ти</w:t>
-      </w:r>
-      <w:r>
-        <w:rPr>
-          <w:rFonts w:ascii="Times New Roman" w:hAnsi="Times New Roman"/>
-          <w:color w:val="000000"/>
-          <w:sz w:val="24"/>
-        </w:rPr>
-        <w:t xml:space="preserve"> </w:t>
-      </w:r>
-      <w:r>
-        <w:rPr>
-          <w:rFonts w:ascii="Times New Roman" w:hAnsi="Times New Roman"/>
-          <w:color w:val="000000"/>
-          <w:sz w:val="24"/>
-        </w:rPr>
-        <w:t>цар</w:t>
-      </w:r>
-      <w:r>
-        <w:rPr>
-          <w:rFonts w:ascii="Times New Roman" w:hAnsi="Times New Roman"/>
-          <w:color w:val="000000"/>
-          <w:sz w:val="24"/>
-        </w:rPr>
-        <w:t xml:space="preserve"> </w:t>
-      </w:r>
-      <w:r>
-        <w:rPr>
-          <w:rFonts w:ascii="Times New Roman" w:hAnsi="Times New Roman"/>
-          <w:color w:val="000000"/>
-          <w:sz w:val="24"/>
-        </w:rPr>
-        <w:t>миру</w:t>
-      </w:r>
-      <w:r>
-        <w:rPr>
-          <w:rFonts w:ascii="Times New Roman" w:hAnsi="Times New Roman"/>
-          <w:color w:val="000000"/>
-          <w:sz w:val="24"/>
-        </w:rPr>
-        <w:t xml:space="preserve"> </w:t>
-      </w:r>
-      <w:r>
-        <w:rPr>
-          <w:rFonts w:ascii="Times New Roman" w:hAnsi="Times New Roman"/>
-          <w:color w:val="000000"/>
-          <w:sz w:val="24"/>
-        </w:rPr>
-        <w:t>і</w:t>
-      </w:r>
-      <w:r>
-        <w:rPr>
-          <w:rFonts w:ascii="Times New Roman" w:hAnsi="Times New Roman"/>
-          <w:color w:val="000000"/>
-          <w:sz w:val="24"/>
-        </w:rPr>
-        <w:t xml:space="preserve"> </w:t>
-      </w:r>
-      <w:r>
-        <w:rPr>
-          <w:rFonts w:ascii="Times New Roman" w:hAnsi="Times New Roman"/>
-          <w:color w:val="000000"/>
-          <w:sz w:val="24"/>
-        </w:rPr>
-        <w:t>Спас</w:t>
-      </w:r>
-      <w:r>
-        <w:rPr>
-          <w:rFonts w:ascii="Times New Roman" w:hAnsi="Times New Roman"/>
-          <w:color w:val="000000"/>
-          <w:sz w:val="24"/>
-        </w:rPr>
-        <w:t xml:space="preserve"> </w:t>
-      </w:r>
-      <w:r>
-        <w:rPr>
-          <w:rFonts w:ascii="Times New Roman" w:hAnsi="Times New Roman"/>
-          <w:color w:val="000000"/>
-          <w:sz w:val="24"/>
-        </w:rPr>
-        <w:t>душ</w:t>
-      </w:r>
-      <w:r>
-        <w:rPr>
-          <w:rFonts w:ascii="Times New Roman" w:hAnsi="Times New Roman"/>
-          <w:color w:val="000000"/>
-          <w:sz w:val="24"/>
-        </w:rPr>
-        <w:t xml:space="preserve"> </w:t>
-      </w:r>
-      <w:r>
-        <w:rPr>
-          <w:rFonts w:ascii="Times New Roman" w:hAnsi="Times New Roman"/>
-          <w:color w:val="000000"/>
-          <w:sz w:val="24"/>
-        </w:rPr>
-        <w:t>наших</w:t>
-      </w:r>
-      <w:r>
-        <w:rPr>
-          <w:rFonts w:ascii="Times New Roman" w:hAnsi="Times New Roman"/>
-          <w:color w:val="000000"/>
-          <w:sz w:val="24"/>
-        </w:rPr>
-        <w:t xml:space="preserve"> </w:t>
-      </w:r>
-      <w:r>
-        <w:rPr>
-          <w:rFonts w:ascii="Times New Roman" w:hAnsi="Times New Roman"/>
-          <w:color w:val="000000"/>
-          <w:sz w:val="24"/>
-        </w:rPr>
-        <w:t>–</w:t>
-      </w:r>
-      <w:r>
-        <w:rPr>
-          <w:rFonts w:ascii="Times New Roman" w:hAnsi="Times New Roman"/>
-          <w:color w:val="000000"/>
-          <w:sz w:val="24"/>
-        </w:rPr>
-        <w:t xml:space="preserve"> </w:t>
-      </w:r>
-      <w:r>
-        <w:rPr>
-          <w:rFonts w:ascii="Times New Roman" w:hAnsi="Times New Roman"/>
-          <w:color w:val="000000"/>
-          <w:sz w:val="24"/>
-        </w:rPr>
-        <w:t>і</w:t>
-      </w:r>
-      <w:r>
-        <w:rPr>
-          <w:rFonts w:ascii="Times New Roman" w:hAnsi="Times New Roman"/>
-          <w:color w:val="000000"/>
-          <w:sz w:val="24"/>
-        </w:rPr>
-        <w:t xml:space="preserve"> </w:t>
-      </w:r>
-      <w:r>
-        <w:rPr>
-          <w:rFonts w:ascii="Times New Roman" w:hAnsi="Times New Roman"/>
-          <w:color w:val="000000"/>
-          <w:sz w:val="24"/>
-        </w:rPr>
-        <w:t>Тобі</w:t>
-      </w:r>
-      <w:r>
-        <w:rPr>
-          <w:rFonts w:ascii="Times New Roman" w:hAnsi="Times New Roman"/>
-          <w:color w:val="000000"/>
-          <w:sz w:val="24"/>
-        </w:rPr>
-        <w:t xml:space="preserve"> </w:t>
-      </w:r>
-      <w:r>
-        <w:rPr>
-          <w:rFonts w:ascii="Times New Roman" w:hAnsi="Times New Roman"/>
-          <w:color w:val="000000"/>
-          <w:sz w:val="24"/>
-        </w:rPr>
-        <w:t>славу</w:t>
-      </w:r>
-      <w:r>
-        <w:rPr>
-          <w:rFonts w:ascii="Times New Roman" w:hAnsi="Times New Roman"/>
-          <w:color w:val="000000"/>
-          <w:sz w:val="24"/>
-        </w:rPr>
-        <w:t xml:space="preserve"> </w:t>
-      </w:r>
-      <w:r>
-        <w:rPr>
-          <w:rFonts w:ascii="Times New Roman" w:hAnsi="Times New Roman"/>
-          <w:color w:val="000000"/>
-          <w:sz w:val="24"/>
-        </w:rPr>
-        <w:t>возсилаємо,</w:t>
-      </w:r>
-      <w:r>
-        <w:rPr>
-          <w:rFonts w:ascii="Times New Roman" w:hAnsi="Times New Roman"/>
-          <w:color w:val="000000"/>
-          <w:sz w:val="24"/>
-        </w:rPr>
-        <w:t xml:space="preserve"> </w:t>
-      </w:r>
-      <w:r>
-        <w:rPr>
-          <w:rFonts w:ascii="Times New Roman" w:hAnsi="Times New Roman"/>
-          <w:color w:val="000000"/>
-          <w:sz w:val="24"/>
-        </w:rPr>
-        <w:t>Отцю,</w:t>
-      </w:r>
-      <w:r>
-        <w:rPr>
-          <w:rFonts w:ascii="Times New Roman" w:hAnsi="Times New Roman"/>
-          <w:color w:val="000000"/>
-          <w:sz w:val="24"/>
-        </w:rPr>
-        <w:t xml:space="preserve"> </w:t>
-      </w:r>
-      <w:r>
-        <w:rPr>
-          <w:rFonts w:ascii="Times New Roman" w:hAnsi="Times New Roman"/>
-          <w:color w:val="000000"/>
-          <w:sz w:val="24"/>
-        </w:rPr>
-        <w:t>і</w:t>
-      </w:r>
-      <w:r>
-        <w:rPr>
-          <w:rFonts w:ascii="Times New Roman" w:hAnsi="Times New Roman"/>
-          <w:color w:val="000000"/>
-          <w:sz w:val="24"/>
-        </w:rPr>
-        <w:t xml:space="preserve"> </w:t>
-      </w:r>
-      <w:r>
-        <w:rPr>
-          <w:rFonts w:ascii="Times New Roman" w:hAnsi="Times New Roman"/>
-          <w:color w:val="000000"/>
-          <w:sz w:val="24"/>
-        </w:rPr>
-        <w:t>Сину,</w:t>
-      </w:r>
-      <w:r>
-        <w:rPr>
-          <w:rFonts w:ascii="Times New Roman" w:hAnsi="Times New Roman"/>
-          <w:color w:val="000000"/>
-          <w:sz w:val="24"/>
-        </w:rPr>
-        <w:t xml:space="preserve"> </w:t>
-      </w:r>
-      <w:r>
-        <w:rPr>
-          <w:rFonts w:ascii="Times New Roman" w:hAnsi="Times New Roman"/>
-          <w:color w:val="000000"/>
-          <w:sz w:val="24"/>
-        </w:rPr>
-        <w:t>і</w:t>
-      </w:r>
-      <w:r>
-        <w:rPr>
-          <w:rFonts w:ascii="Times New Roman" w:hAnsi="Times New Roman"/>
-          <w:color w:val="000000"/>
-          <w:sz w:val="24"/>
-        </w:rPr>
-        <w:t xml:space="preserve"> </w:t>
-      </w:r>
-      <w:r>
-        <w:rPr>
-          <w:rFonts w:ascii="Times New Roman" w:hAnsi="Times New Roman"/>
-          <w:color w:val="000000"/>
-          <w:sz w:val="24"/>
-        </w:rPr>
-        <w:t>Святому</w:t>
-      </w:r>
-      <w:r>
-        <w:rPr>
-          <w:rFonts w:ascii="Times New Roman" w:hAnsi="Times New Roman"/>
-          <w:color w:val="000000"/>
-          <w:sz w:val="24"/>
-        </w:rPr>
-        <w:t xml:space="preserve"> </w:t>
-      </w:r>
-      <w:r>
-        <w:rPr>
-          <w:rFonts w:ascii="Times New Roman" w:hAnsi="Times New Roman"/>
-          <w:color w:val="000000"/>
-          <w:sz w:val="24"/>
-        </w:rPr>
-        <w:t>Духові</w:t>
-      </w:r>
-      <w:r>
-        <w:rPr>
-          <w:rFonts w:ascii="Times New Roman" w:hAnsi="Times New Roman"/>
-          <w:sz w:val="24"/>
-        </w:rPr>
-        <w:t>,</w:t>
-      </w:r>
-      <w:r>
-        <w:rPr>
-          <w:rFonts w:ascii="Times New Roman" w:hAnsi="Times New Roman"/>
-          <w:sz w:val="24"/>
-        </w:rPr>
-        <w:t xml:space="preserve"> </w:t>
-      </w:r>
-      <w:r>
-        <w:rPr>
-          <w:rFonts w:ascii="Times New Roman" w:hAnsi="Times New Roman"/>
-          <w:sz w:val="24"/>
-        </w:rPr>
-        <w:t>нині,</w:t>
-      </w:r>
-      <w:r>
-        <w:rPr>
-          <w:rFonts w:ascii="Times New Roman" w:hAnsi="Times New Roman"/>
-          <w:sz w:val="24"/>
-        </w:rPr>
-        <w:t xml:space="preserve"> </w:t>
-      </w:r>
-      <w:r>
-        <w:rPr>
-          <w:rFonts w:ascii="Times New Roman" w:hAnsi="Times New Roman"/>
-          <w:sz w:val="24"/>
-        </w:rPr>
-        <w:t>і</w:t>
-      </w:r>
-      <w:r>
-        <w:rPr>
-          <w:rFonts w:ascii="Times New Roman" w:hAnsi="Times New Roman"/>
-          <w:sz w:val="24"/>
-        </w:rPr>
-        <w:t xml:space="preserve"> </w:t>
-      </w:r>
-      <w:r>
-        <w:rPr>
-          <w:rFonts w:ascii="Times New Roman" w:hAnsi="Times New Roman"/>
-          <w:sz w:val="24"/>
-        </w:rPr>
-        <w:t>повсякчас,</w:t>
-      </w:r>
-      <w:r>
-        <w:rPr>
-          <w:rFonts w:ascii="Times New Roman" w:hAnsi="Times New Roman"/>
-          <w:sz w:val="24"/>
-        </w:rPr>
-        <w:t xml:space="preserve"> </w:t>
-      </w:r>
-      <w:r>
-        <w:rPr>
-          <w:rFonts w:ascii="Times New Roman" w:hAnsi="Times New Roman"/>
-          <w:sz w:val="24"/>
-        </w:rPr>
-        <w:t>і</w:t>
-      </w:r>
-      <w:r>
-        <w:rPr>
-          <w:rFonts w:ascii="Times New Roman" w:hAnsi="Times New Roman"/>
-          <w:sz w:val="24"/>
-        </w:rPr>
-        <w:t xml:space="preserve"> </w:t>
-      </w:r>
-      <w:r>
-        <w:rPr>
-          <w:rFonts w:ascii="Times New Roman" w:hAnsi="Times New Roman"/>
-          <w:sz w:val="24"/>
-        </w:rPr>
-        <w:t>на</w:t>
-      </w:r>
-      <w:r>
-        <w:rPr>
-          <w:rFonts w:ascii="Times New Roman" w:hAnsi="Times New Roman"/>
-          <w:sz w:val="24"/>
-        </w:rPr>
-        <w:t xml:space="preserve"> </w:t>
-      </w:r>
-      <w:r>
-        <w:rPr>
-          <w:rFonts w:ascii="Times New Roman" w:hAnsi="Times New Roman"/>
-          <w:sz w:val="24"/>
-        </w:rPr>
-        <w:t>віки</w:t>
-      </w:r>
-      <w:r>
-        <w:rPr>
-          <w:rFonts w:ascii="Times New Roman" w:hAnsi="Times New Roman"/>
-          <w:sz w:val="24"/>
-        </w:rPr>
-        <w:t xml:space="preserve"> </w:t>
-      </w:r>
-      <w:r>
-        <w:rPr>
-          <w:rFonts w:ascii="Times New Roman" w:hAnsi="Times New Roman"/>
-          <w:sz w:val="24"/>
-        </w:rPr>
-        <w:t>віків.</w:t>
+          <w:sz w:val="24"/>
+        </w:rPr>
+        <w:t xml:space="preserve"> Бо Ти цар миру і Спас душ наших – і Тобі славу возсилаємо, Отцю, і Сину, і Святому Духові, нині, і повсякчас, і на віки віків.</w:t>
       </w:r>
     </w:p>
     <w:p>
@@ -47551,58 +45531,38 @@
     <w:p>
       <w:pPr>
         <w:spacing w:after="120"/>
-        <w:jc w:val="both"/>
-        <w:rPr>
-          <w:rFonts w:ascii="Times New Roman" w:hAnsi="Times New Roman" w:cs="Times New Roman"/>
-          <w:sz w:val="24"/>
-          <w:szCs w:val="24"/>
-        </w:rPr>
-      </w:pPr>
-      <w:r>
-        <w:rPr>
-          <w:rFonts w:ascii="Times New Roman" w:hAnsi="Times New Roman" w:cs="Times New Roman"/>
-          <w:i/>
-          <w:color w:val="FF0000"/>
-          <w:sz w:val="24"/>
-          <w:szCs w:val="24"/>
-        </w:rPr>
-        <w:t>Священик:</w:t>
-      </w:r>
-      <w:r>
-        <w:rPr>
-          <w:rFonts w:ascii="Times New Roman" w:hAnsi="Times New Roman" w:cs="Times New Roman"/>
-          <w:sz w:val="24"/>
-          <w:szCs w:val="24"/>
-        </w:rPr>
-        <w:t xml:space="preserve"> Христос, істинний Бог наш, молитвами пречистої своєї Матері, святих, славних і всехвальних апостолів, святого отця нашого Миколая, Мирлікійського чудотворця, світлий празник якого днесь урочисто святкуємо, і святого </w:t>
-      </w:r>
-      <w:r>
-        <w:rPr>
-          <w:rFonts w:ascii="Times New Roman" w:hAnsi="Times New Roman" w:cs="Times New Roman"/>
-          <w:i/>
-          <w:color w:val="FF0000"/>
-          <w:sz w:val="24"/>
-          <w:szCs w:val="24"/>
-        </w:rPr>
-        <w:t>(ім'я, якого є хр</w:t>
-      </w:r>
-      <w:r>
-        <w:rPr>
-          <w:rFonts w:ascii="Times New Roman" w:hAnsi="Times New Roman" w:cs="Times New Roman"/>
-          <w:i/>
-          <w:color w:val="FF0000"/>
-          <w:sz w:val="24"/>
-          <w:szCs w:val="24"/>
-        </w:rPr>
-        <w:t>ам)</w:t>
-      </w:r>
-      <w:r>
-        <w:rPr>
-          <w:rFonts w:ascii="Times New Roman" w:hAnsi="Times New Roman" w:cs="Times New Roman"/>
-          <w:sz w:val="24"/>
-          <w:szCs w:val="24"/>
-        </w:rPr>
-        <w:t>, і всіх святих, помилує і спасе нас, як благий і людинолюбний.</w:t>
+      </w:pPr>
+      <w:r>
+        <w:rPr>
+          <w:rFonts w:ascii="Times New Roman" w:hAnsi="Times New Roman"/>
+          <w:i/>
+          <w:color w:val="FF0000"/>
+          <w:sz w:val="24"/>
+        </w:rPr>
+        <w:t>Священник:</w:t>
+      </w:r>
+      <w:r>
+        <w:rPr>
+          <w:rFonts w:ascii="Times New Roman" w:hAnsi="Times New Roman"/>
+          <w:sz w:val="24"/>
+        </w:rPr>
+        <w:t xml:space="preserve"> Христос, істинний Бог наш - молитвами пречистої Своєї Матері, святих славних і всехвальних апостолів, і святого, </w:t>
+      </w:r>
+      <w:r>
+        <w:rPr>
+          <w:rFonts w:ascii="Times New Roman" w:hAnsi="Times New Roman"/>
+          <w:i/>
+          <w:color w:val="FF0000"/>
+          <w:sz w:val="24"/>
+        </w:rPr>
+        <w:t>якого є храм</w:t>
+      </w:r>
+      <w:r>
+        <w:rPr>
+          <w:rFonts w:ascii="Times New Roman" w:hAnsi="Times New Roman"/>
+          <w:sz w:val="24"/>
+        </w:rPr>
+        <w:t>, і святого отця нашого Миколая, архиєпископа Мир Ликійських, чудотворця, якого сьогодні пам'ять торжественно звершуємо, і всіх святих - помилує і спасе нас як благий і людинолюбний.</w:t>
       </w:r>
     </w:p>
     <w:p>
